--- a/preprint/丰裕学预印本_v1_6.docx
+++ b/preprint/丰裕学预印本_v1_6.docx
@@ -12228,7 +12228,7 @@
         <w:pStyle w:val="BodyText"/>
       </w:pPr>
       <w:r>
-        <w:t xml:space="preserve">补记（v1.5）。本合订本定稿之际，实证基础设施新增一项活体资产：代币能量平价指数（Token Energy Parity Index, TEPI）已于 2026 年 8 月上线，由自动化流水线逐日编制并公开发布（临时页面 tanghuidao.github.io/token-parity；方法论文档中英双语，随本合订本一并存缴）。TEPI 以能量为公分母持续观测智能服务的价格动态，为核心命题一在“智能—能量”品类对上的检验提供逐日序列，亦是第四编物质—能量账的第一个可运行数据源。基于 TEPI 首月序列的简报 02 已列入排期。</w:t>
+        <w:t>补记（v1.5）。本合订本定稿之际，实证基础设施新增一项活体资产：代币能量平价指数（Token Energy Parity Index, TEPI）已于 2026 年 8 月上线，由自动化流水线逐日编制并公开发布（临时页面 https://abundantics.org；方法论文档中英双语，随本合订本一并存缴）。TEPI 以能量为公分母持续观测智能服务的价格动态，为核心命题一在“智能—能量”品类对上的检验提供逐日序列，亦是第四编物质—能量账的第一个可运行数据源。基于 TEPI 首月序列的简报 02 已列入排期。</w:t>
       </w:r>
     </w:p>
     <w:bookmarkEnd w:id="75"/>
